--- a/josaseo.docx
+++ b/josaseo.docx
@@ -80,6 +80,7 @@
       <w:tr>
         <w:trPr>
           <w:cantSplit/>
+          <w:trHeight w:val="540" w:hRule="atLeast"/>
         </w:trPr>
         <w:tc>
           <w:tcPr>
@@ -134,6 +135,7 @@
       <w:tr>
         <w:trPr>
           <w:cantSplit/>
+          <w:trHeight w:val="540" w:hRule="atLeast"/>
         </w:trPr>
         <w:tc>
           <w:tcPr>
@@ -188,6 +190,7 @@
       <w:tr>
         <w:trPr>
           <w:cantSplit/>
+          <w:trHeight w:val="540" w:hRule="atLeast"/>
         </w:trPr>
         <w:tc>
           <w:tcPr>
@@ -234,14 +237,15 @@
                 <w:sz w:val="18"/>
                 <w:szCs w:val="18"/>
               </w:rPr>
-              <w:t xml:space="preserve">교선 · 교정 · 정사 · 원정사 · 대원정사 · 대호법 · 대봉도 · 종사 중</w:t>
-            </w:r>
-          </w:p>
-        </w:tc>
-      </w:tr>
-      <w:tr>
-        <w:trPr>
-          <w:cantSplit/>
+              <w:t xml:space="preserve">교선 · 교정 · 정사 · 원정사 · 대원정사 · 대호법 · 대봉도 · 종사 中</w:t>
+            </w:r>
+          </w:p>
+        </w:tc>
+      </w:tr>
+      <w:tr>
+        <w:trPr>
+          <w:cantSplit/>
+          <w:trHeight w:val="540" w:hRule="atLeast"/>
         </w:trPr>
         <w:tc>
           <w:tcPr>
@@ -326,6 +330,7 @@
       <w:tr>
         <w:trPr>
           <w:cantSplit/>
+          <w:trHeight w:val="540" w:hRule="atLeast"/>
         </w:trPr>
         <w:tc>
           <w:tcPr>
@@ -380,6 +385,7 @@
       <w:tr>
         <w:trPr>
           <w:cantSplit/>
+          <w:trHeight w:val="540" w:hRule="atLeast"/>
         </w:trPr>
         <w:tc>
           <w:tcPr>
@@ -434,6 +440,7 @@
       <w:tr>
         <w:trPr>
           <w:cantSplit/>
+          <w:trHeight w:val="540" w:hRule="atLeast"/>
         </w:trPr>
         <w:tc>
           <w:tcPr>
@@ -488,6 +495,7 @@
       <w:tr>
         <w:trPr>
           <w:cantSplit/>
+          <w:trHeight w:val="540" w:hRule="atLeast"/>
         </w:trPr>
         <w:tc>
           <w:tcPr>
@@ -542,6 +550,7 @@
       <w:tr>
         <w:trPr>
           <w:cantSplit/>
+          <w:trHeight w:val="540" w:hRule="atLeast"/>
         </w:trPr>
         <w:tc>
           <w:tcPr>
@@ -588,14 +597,15 @@
                 <w:sz w:val="18"/>
                 <w:szCs w:val="18"/>
               </w:rPr>
-              <w:t xml:space="preserve">서기          년        월        일</w:t>
-            </w:r>
-          </w:p>
-        </w:tc>
-      </w:tr>
-      <w:tr>
-        <w:trPr>
-          <w:cantSplit/>
+              <w:t xml:space="preserve">서기          년          월          일</w:t>
+            </w:r>
+          </w:p>
+        </w:tc>
+      </w:tr>
+      <w:tr>
+        <w:trPr>
+          <w:cantSplit/>
+          <w:trHeight w:val="540" w:hRule="atLeast"/>
         </w:trPr>
         <w:tc>
           <w:tcPr>
@@ -650,7 +660,7 @@
       <w:tr>
         <w:trPr>
           <w:cantSplit/>
-          <w:trHeight w:val="720" w:hRule="atLeast"/>
+          <w:trHeight w:val="760" w:hRule="atLeast"/>
         </w:trPr>
         <w:tc>
           <w:tcPr>
@@ -705,7 +715,7 @@
       <w:tr>
         <w:trPr>
           <w:cantSplit/>
-          <w:trHeight w:val="980" w:hRule="atLeast"/>
+          <w:trHeight w:val="900" w:hRule="atLeast"/>
         </w:trPr>
         <w:tc>
           <w:tcPr>
@@ -804,6 +814,7 @@
       <w:tr>
         <w:trPr>
           <w:cantSplit/>
+          <w:trHeight w:val="540" w:hRule="atLeast"/>
         </w:trPr>
         <w:tc>
           <w:tcPr>
@@ -850,14 +861,15 @@
                 <w:sz w:val="18"/>
                 <w:szCs w:val="18"/>
               </w:rPr>
-              <w:t xml:space="preserve">원기          년        월        일</w:t>
-            </w:r>
-          </w:p>
-        </w:tc>
-      </w:tr>
-      <w:tr>
-        <w:trPr>
-          <w:cantSplit/>
+              <w:t xml:space="preserve">원기          년          월          일</w:t>
+            </w:r>
+          </w:p>
+        </w:tc>
+      </w:tr>
+      <w:tr>
+        <w:trPr>
+          <w:cantSplit/>
+          <w:trHeight w:val="540" w:hRule="atLeast"/>
         </w:trPr>
         <w:tc>
           <w:tcPr>
@@ -912,6 +924,7 @@
       <w:tr>
         <w:trPr>
           <w:cantSplit/>
+          <w:trHeight w:val="540" w:hRule="atLeast"/>
         </w:trPr>
         <w:tc>
           <w:tcPr>
@@ -972,15 +985,15 @@
                 <w:sz w:val="18"/>
                 <w:szCs w:val="18"/>
               </w:rPr>
-              <w:t xml:space="preserve">원기        년    월    일          /   법랍          년</w:t>
-            </w:r>
-          </w:p>
-        </w:tc>
-      </w:tr>
-      <w:tr>
-        <w:trPr>
-          <w:cantSplit/>
-          <w:trHeight w:val="1200" w:hRule="atLeast"/>
+              <w:t xml:space="preserve">원기        년      월      일          /   법랍          년</w:t>
+            </w:r>
+          </w:p>
+        </w:tc>
+      </w:tr>
+      <w:tr>
+        <w:trPr>
+          <w:cantSplit/>
+          <w:trHeight w:val="1100" w:hRule="atLeast"/>
         </w:trPr>
         <w:tc>
           <w:tcPr>
@@ -1134,7 +1147,7 @@
       <w:tr>
         <w:trPr>
           <w:cantSplit/>
-          <w:trHeight w:val="1500" w:hRule="atLeast"/>
+          <w:trHeight w:val="1300" w:hRule="atLeast"/>
         </w:trPr>
         <w:tc>
           <w:tcPr>
@@ -1233,6 +1246,7 @@
       <w:tr>
         <w:trPr>
           <w:cantSplit/>
+          <w:trHeight w:val="540" w:hRule="atLeast"/>
         </w:trPr>
         <w:tc>
           <w:tcPr>
@@ -1287,6 +1301,7 @@
       <w:tr>
         <w:trPr>
           <w:cantSplit/>
+          <w:trHeight w:val="540" w:hRule="atLeast"/>
         </w:trPr>
         <w:tc>
           <w:tcPr>
@@ -1341,6 +1356,7 @@
       <w:tr>
         <w:trPr>
           <w:cantSplit/>
+          <w:trHeight w:val="540" w:hRule="atLeast"/>
         </w:trPr>
         <w:tc>
           <w:tcPr>
@@ -1387,7 +1403,7 @@
                 <w:sz w:val="18"/>
                 <w:szCs w:val="18"/>
               </w:rPr>
-              <w:t xml:space="preserve">(예: 제1좌위 · 제2좌위 …)</w:t>
+              <w:t xml:space="preserve"/>
             </w:r>
           </w:p>
         </w:tc>
@@ -1425,6 +1441,7 @@
       <w:tr>
         <w:trPr>
           <w:cantSplit/>
+          <w:trHeight w:val="540" w:hRule="atLeast"/>
         </w:trPr>
         <w:tc>
           <w:tcPr>
@@ -1471,14 +1488,15 @@
                 <w:sz w:val="18"/>
                 <w:szCs w:val="18"/>
               </w:rPr>
-              <w:t xml:space="preserve">나이        살,          년        월        일</w:t>
-            </w:r>
-          </w:p>
-        </w:tc>
-      </w:tr>
-      <w:tr>
-        <w:trPr>
-          <w:cantSplit/>
+              <w:t xml:space="preserve">나이        살,            년          월          일</w:t>
+            </w:r>
+          </w:p>
+        </w:tc>
+      </w:tr>
+      <w:tr>
+        <w:trPr>
+          <w:cantSplit/>
+          <w:trHeight w:val="540" w:hRule="atLeast"/>
         </w:trPr>
         <w:tc>
           <w:tcPr>
@@ -1533,6 +1551,7 @@
       <w:tr>
         <w:trPr>
           <w:cantSplit/>
+          <w:trHeight w:val="540" w:hRule="atLeast"/>
         </w:trPr>
         <w:tc>
           <w:tcPr>
@@ -1587,6 +1606,7 @@
       <w:tr>
         <w:trPr>
           <w:cantSplit/>
+          <w:trHeight w:val="540" w:hRule="atLeast"/>
         </w:trPr>
         <w:tc>
           <w:tcPr>
@@ -1671,6 +1691,7 @@
       <w:tr>
         <w:trPr>
           <w:cantSplit/>
+          <w:trHeight w:val="540" w:hRule="atLeast"/>
         </w:trPr>
         <w:tc>
           <w:tcPr>
@@ -1717,14 +1738,15 @@
                 <w:sz w:val="18"/>
                 <w:szCs w:val="18"/>
               </w:rPr>
-              <w:t xml:space="preserve">원기        년    월    일   (서기          년)</w:t>
-            </w:r>
-          </w:p>
-        </w:tc>
-      </w:tr>
-      <w:tr>
-        <w:trPr>
-          <w:cantSplit/>
+              <w:t xml:space="preserve">원기        년      월      일     (서기          년)</w:t>
+            </w:r>
+          </w:p>
+        </w:tc>
+      </w:tr>
+      <w:tr>
+        <w:trPr>
+          <w:cantSplit/>
+          <w:trHeight w:val="540" w:hRule="atLeast"/>
         </w:trPr>
         <w:tc>
           <w:tcPr>
@@ -1809,7 +1831,7 @@
       <w:tr>
         <w:trPr>
           <w:cantSplit/>
-          <w:trHeight w:val="1700" w:hRule="atLeast"/>
+          <w:trHeight w:val="1300" w:hRule="atLeast"/>
         </w:trPr>
         <w:tc>
           <w:tcPr>
